--- a/002-maze-madness/worksheets/week5.docx
+++ b/002-maze-madness/worksheets/week5.docx
@@ -13,7 +13,7 @@
           <w:b/>
           <w:sz w:val="40"/>
         </w:rPr>
-        <w:t>🧊 M002 Week 5 — English Worksheet</w:t>
+        <w:t>🧊 M002 Week 5 — Mini Cube Puzzle</w:t>
       </w:r>
     </w:p>
     <w:p>
@@ -43,37 +43,46 @@
         <w:rPr>
           <w:b/>
         </w:rPr>
-        <w:t>Time:</w:t>
+        <w:t>Level:</w:t>
       </w:r>
       <w:r>
-        <w:t xml:space="preserve"> about 45 minutes</w:t>
-      </w:r>
-    </w:p>
-    <w:p>
-      <w:pPr>
-        <w:keepNext/>
-        <w:keepLines/>
-      </w:pPr>
-      <w:r>
-        <w:t xml:space="preserve">This week you finish the </w:t>
+        <w:t xml:space="preserve"> Advanced · </w:t>
       </w:r>
       <w:r>
         <w:rPr>
           <w:b/>
         </w:rPr>
-        <w:t>mini cube</w:t>
+        <w:t>Time:</w:t>
       </w:r>
       <w:r>
-        <w:t xml:space="preserve">. You already have starter code that builds part of the cube. Your job is to </w:t>
+        <w:t xml:space="preserve"> about 55 minutes</w:t>
+      </w:r>
+    </w:p>
+    <w:p>
+      <w:pPr>
+        <w:keepNext/>
+        <w:keepLines/>
+      </w:pPr>
+      <w:r>
+        <w:t xml:space="preserve">Finish the mini cube. The starter builds part of it. Keep it going: add </w:t>
       </w:r>
       <w:r>
         <w:rPr>
           <w:b/>
         </w:rPr>
-        <w:t>keep it going</w:t>
+        <w:t>2 more conditionals</w:t>
       </w:r>
       <w:r>
-        <w:t xml:space="preserve"> — add more decisions with conditionals, and leave a way out through the </w:t>
+        <w:t xml:space="preserve"> with </w:t>
+      </w:r>
+      <w:r>
+        <w:rPr>
+          <w:b/>
+        </w:rPr>
+        <w:t>one `OR`</w:t>
+      </w:r>
+      <w:r>
+        <w:t xml:space="preserve">, fill the cube, then break a hole in the </w:t>
       </w:r>
       <w:r>
         <w:rPr>
@@ -82,118 +91,6 @@
         <w:t>top</w:t>
       </w:r>
       <w:r>
-        <w:t>.</w:t>
-      </w:r>
-    </w:p>
-    <w:p>
-      <w:pPr>
-        <w:keepNext/>
-        <w:keepLines/>
-        <w:spacing w:after="60"/>
-        <w:ind w:left="504"/>
-      </w:pPr>
-      <w:r>
-        <w:rPr>
-          <w:i/>
-          <w:color w:val="444444"/>
-        </w:rPr>
-        <w:t>Two ways to finish — pick the one that fits you:</w:t>
-      </w:r>
-    </w:p>
-    <w:p>
-      <w:pPr>
-        <w:keepNext/>
-        <w:keepLines/>
-        <w:spacing w:after="60"/>
-        <w:ind w:left="864"/>
-      </w:pPr>
-      <w:r>
-        <w:t xml:space="preserve">•  </w:t>
-      </w:r>
-      <w:r>
-        <w:rPr>
-          <w:b/>
-        </w:rPr>
-        <w:t>Challenge:</w:t>
-      </w:r>
-      <w:r>
-        <w:t xml:space="preserve"> add </w:t>
-      </w:r>
-      <w:r>
-        <w:rPr>
-          <w:b/>
-        </w:rPr>
-        <w:t>2 more conditionals</w:t>
-      </w:r>
-      <w:r>
-        <w:t xml:space="preserve">, and make </w:t>
-      </w:r>
-      <w:r>
-        <w:rPr>
-          <w:b/>
-        </w:rPr>
-        <w:t>one of them an `OR`</w:t>
-      </w:r>
-      <w:r>
-        <w:t>.</w:t>
-      </w:r>
-    </w:p>
-    <w:p>
-      <w:pPr>
-        <w:keepNext/>
-        <w:keepLines/>
-        <w:spacing w:after="60"/>
-        <w:ind w:left="864"/>
-      </w:pPr>
-      <w:r>
-        <w:t xml:space="preserve">•  </w:t>
-      </w:r>
-      <w:r>
-        <w:rPr>
-          <w:b/>
-        </w:rPr>
-        <w:t>Steady:</w:t>
-      </w:r>
-      <w:r>
-        <w:t xml:space="preserve"> keep the same pattern the starter uses and </w:t>
-      </w:r>
-      <w:r>
-        <w:rPr>
-          <w:b/>
-        </w:rPr>
-        <w:t>fill the whole cube</w:t>
-      </w:r>
-      <w:r>
-        <w:t>.</w:t>
-      </w:r>
-    </w:p>
-    <w:p>
-      <w:pPr>
-        <w:keepNext/>
-        <w:keepLines/>
-        <w:spacing w:after="60"/>
-        <w:ind w:left="504"/>
-      </w:pPr>
-      <w:r>
-        <w:rPr>
-          <w:i/>
-          <w:color w:val="444444"/>
-        </w:rPr>
-        <w:t xml:space="preserve">Either way: the agent must </w:t>
-      </w:r>
-      <w:r>
-        <w:rPr>
-          <w:b/>
-          <w:i/>
-          <w:color w:val="444444"/>
-        </w:rPr>
-        <w:t>break a hole in the top</w:t>
-      </w:r>
-      <w:r>
-        <w:rPr>
-          <w:i/>
-          <w:color w:val="444444"/>
-        </w:rPr>
         <w:t xml:space="preserve"> and climb out.</w:t>
       </w:r>
     </w:p>
@@ -219,7 +116,7 @@
         <w:keepLines/>
       </w:pPr>
       <w:r>
-        <w:t>Read each set of steps. Before you imagine the agent doing it, write what you think will happen.</w:t>
+        <w:t>Read each block. Write what you think happens.</w:t>
       </w:r>
     </w:p>
     <w:p>
@@ -235,11 +132,11 @@
           <w:rFonts w:ascii="Consolas" w:hAnsi="Consolas" w:cs="Consolas"/>
           <w:sz w:val="21"/>
         </w:rPr>
-        <w:t>repeat 5 times:</w:t>
+        <w:t>for i in range(5):</w:t>
         <w:br/>
-        <w:t xml:space="preserve">    place block</w:t>
+        <w:t xml:space="preserve">    agent.place(BLOCK)</w:t>
         <w:br/>
-        <w:t xml:space="preserve">    move forward</w:t>
+        <w:t xml:space="preserve">    agent.move(FORWARD, 1)</w:t>
       </w:r>
     </w:p>
     <w:p>
@@ -251,7 +148,7 @@
         <w:rPr>
           <w:b/>
         </w:rPr>
-        <w:t>What shape does the agent leave behind? How long is it?</w:t>
+        <w:t>What shape is left behind? How long is it?</w:t>
       </w:r>
     </w:p>
     <w:p>
@@ -319,13 +216,13 @@
           <w:rFonts w:ascii="Consolas" w:hAnsi="Consolas" w:cs="Consolas"/>
           <w:sz w:val="21"/>
         </w:rPr>
-        <w:t>if on the edge OR on the top layer:</w:t>
+        <w:t>if on_edge or on_top_layer:</w:t>
         <w:br/>
-        <w:t xml:space="preserve">    place block</w:t>
+        <w:t xml:space="preserve">    agent.place(BLOCK)</w:t>
         <w:br/>
-        <w:t>otherwise:</w:t>
+        <w:t>else:</w:t>
         <w:br/>
-        <w:t xml:space="preserve">    leave empty</w:t>
+        <w:t xml:space="preserve">    pass  # leave empty</w:t>
       </w:r>
     </w:p>
     <w:p>
@@ -337,7 +234,7 @@
         <w:rPr>
           <w:b/>
         </w:rPr>
-        <w:t>Only one condition needs to be true. Which spots get a block? Which stay empty?</w:t>
+        <w:t>Only one condition must be true. Which spots get a block? Which stay empty?</w:t>
       </w:r>
     </w:p>
     <w:p>
@@ -394,6 +291,22 @@
     </w:p>
     <w:p>
       <w:pPr>
+        <w:keepNext/>
+        <w:keepLines/>
+        <w:pageBreakBefore/>
+        <w:spacing w:before="40" w:after="120"/>
+      </w:pPr>
+      <w:r>
+        <w:rPr>
+          <w:b/>
+          <w:color w:val="1A4D2E"/>
+          <w:sz w:val="30"/>
+        </w:rPr>
+        <w:t>2 · Trace 👣</w:t>
+      </w:r>
+    </w:p>
+    <w:p>
+      <w:pPr>
         <w:spacing w:before="40" w:after="160"/>
         <w:ind w:left="288"/>
         <w:keepNext/>
@@ -405,17 +318,17 @@
           <w:rFonts w:ascii="Consolas" w:hAnsi="Consolas" w:cs="Consolas"/>
           <w:sz w:val="21"/>
         </w:rPr>
-        <w:t>repeat for each layer:</w:t>
+        <w:t>for layer in range(3):</w:t>
         <w:br/>
-        <w:t xml:space="preserve">    fill the layer</w:t>
+        <w:t xml:space="preserve">    fill_layer()</w:t>
         <w:br/>
-        <w:t>move up</w:t>
+        <w:t xml:space="preserve">    agent.move(UP, 1)</w:t>
         <w:br/>
-        <w:t>if at the top:</w:t>
+        <w:t>if agent.detect(BLOCK, UP):</w:t>
         <w:br/>
-        <w:t xml:space="preserve">    break block above</w:t>
+        <w:t xml:space="preserve">    # break above, then climb</w:t>
         <w:br/>
-        <w:t xml:space="preserve">    climb out</w:t>
+        <w:t xml:space="preserve">    agent.move(UP, 1)</w:t>
       </w:r>
     </w:p>
     <w:p>
@@ -427,7 +340,7 @@
         <w:rPr>
           <w:b/>
         </w:rPr>
-        <w:t>Describe in plain English what the agent does, from the first layer to climbing out.</w:t>
+        <w:t>Walk through it. How many layers fill? Where does the agent end up? Is there still a block above it?</w:t>
       </w:r>
     </w:p>
     <w:p>
@@ -495,25 +408,7 @@
           <w:color w:val="1A4D2E"/>
           <w:sz w:val="30"/>
         </w:rPr>
-        <w:t>2 · Spot the Bug 🐛</w:t>
-      </w:r>
-    </w:p>
-    <w:p>
-      <w:pPr>
-        <w:keepNext/>
-        <w:keepLines/>
-      </w:pPr>
-      <w:r>
-        <w:t xml:space="preserve">Each block of code below was meant to do something, but it is broken. Read what the code is </w:t>
-      </w:r>
-      <w:r>
-        <w:rPr>
-          <w:b/>
-        </w:rPr>
-        <w:t>supposed</w:t>
-      </w:r>
-      <w:r>
-        <w:t xml:space="preserve"> to do, then rewrite it so it works. After that, explain why the original was wrong and why your fix works.</w:t>
+        <w:t>3 · Spot + Fix the Bugs 🐛</w:t>
       </w:r>
     </w:p>
     <w:p>
@@ -528,25 +423,16 @@
         <w:t>Bug A</w:t>
       </w:r>
       <w:r>
-        <w:t xml:space="preserve"> — The agent should place a block on </w:t>
+        <w:t xml:space="preserve"> — The agent should place blocks across the layer, </w:t>
       </w:r>
       <w:r>
         <w:rPr>
           <w:b/>
         </w:rPr>
-        <w:t>every edge</w:t>
+        <w:t>then</w:t>
       </w:r>
       <w:r>
-        <w:t xml:space="preserve"> of the layer, then move up. Right now it moves up </w:t>
-      </w:r>
-      <w:r>
-        <w:rPr>
-          <w:b/>
-        </w:rPr>
-        <w:t>before</w:t>
-      </w:r>
-      <w:r>
-        <w:t xml:space="preserve"> finishing the layer.</w:t>
+        <w:t xml:space="preserve"> move up. It moves up too early.</w:t>
       </w:r>
     </w:p>
     <w:p>
@@ -562,13 +448,13 @@
           <w:rFonts w:ascii="Consolas" w:hAnsi="Consolas" w:cs="Consolas"/>
           <w:sz w:val="21"/>
         </w:rPr>
-        <w:t>place block</w:t>
+        <w:t>agent.place(BLOCK)</w:t>
         <w:br/>
-        <w:t>move up</w:t>
+        <w:t>agent.move(UP, 1)</w:t>
         <w:br/>
-        <w:t>place block</w:t>
+        <w:t>agent.place(BLOCK)</w:t>
         <w:br/>
-        <w:t>place block</w:t>
+        <w:t>agent.place(BLOCK)</w:t>
       </w:r>
     </w:p>
     <w:p>
@@ -580,7 +466,7 @@
         <w:rPr>
           <w:b/>
         </w:rPr>
-        <w:t>Write the fixed code:</w:t>
+        <w:t>Fixed code:</w:t>
       </w:r>
     </w:p>
     <w:p>
@@ -711,7 +597,7 @@
         <w:t>Bug B</w:t>
       </w:r>
       <w:r>
-        <w:t xml:space="preserve"> — The agent should leave a block when it is on the </w:t>
+        <w:t xml:space="preserve"> — Place a block when on the </w:t>
       </w:r>
       <w:r>
         <w:rPr>
@@ -740,7 +626,7 @@
         <w:t>outer wall</w:t>
       </w:r>
       <w:r>
-        <w:t>. Right now it only fills the bottom layer.</w:t>
+        <w:t>. It only checks the bottom.</w:t>
       </w:r>
     </w:p>
     <w:p>
@@ -756,9 +642,9 @@
           <w:rFonts w:ascii="Consolas" w:hAnsi="Consolas" w:cs="Consolas"/>
           <w:sz w:val="21"/>
         </w:rPr>
-        <w:t>if on the bottom layer:</w:t>
+        <w:t>if on_bottom_layer:</w:t>
         <w:br/>
-        <w:t xml:space="preserve">    place block</w:t>
+        <w:t xml:space="preserve">    agent.place(BLOCK)</w:t>
       </w:r>
     </w:p>
     <w:p>
@@ -773,7 +659,446 @@
         <w:t>Hint:</w:t>
       </w:r>
       <w:r>
-        <w:t xml:space="preserve"> one condition is missing. Add the wall check with </w:t>
+        <w:t xml:space="preserve"> add the wall check with </w:t>
+      </w:r>
+      <w:r>
+        <w:rPr>
+          <w:rFonts w:ascii="Consolas" w:hAnsi="Consolas" w:cs="Consolas"/>
+          <w:sz w:val="21"/>
+          <w:shd w:val="clear" w:fill="EEEEEE"/>
+        </w:rPr>
+        <w:t>or</w:t>
+      </w:r>
+      <w:r>
+        <w:t>.</w:t>
+      </w:r>
+    </w:p>
+    <w:p>
+      <w:pPr>
+        <w:keepNext/>
+        <w:keepLines/>
+      </w:pPr>
+      <w:r>
+        <w:rPr>
+          <w:b/>
+        </w:rPr>
+        <w:t>Fixed code:</w:t>
+      </w:r>
+    </w:p>
+    <w:p>
+      <w:pPr>
+        <w:spacing w:after="0" w:before="0" w:line="520" w:lineRule="exact"/>
+        <w:keepNext/>
+        <w:keepLines/>
+        <w:pBdr>
+          <w:bottom w:val="single" w:sz="6" w:space="1" w:color="C9C9C9"/>
+        </w:pBdr>
+      </w:pPr>
+      <w:r>
+        <w:t xml:space="preserve"> </w:t>
+      </w:r>
+    </w:p>
+    <w:p>
+      <w:pPr>
+        <w:spacing w:after="0" w:before="0" w:line="520" w:lineRule="exact"/>
+        <w:keepNext/>
+        <w:keepLines/>
+        <w:pBdr>
+          <w:bottom w:val="single" w:sz="6" w:space="1" w:color="C9C9C9"/>
+        </w:pBdr>
+      </w:pPr>
+      <w:r>
+        <w:t xml:space="preserve"> </w:t>
+      </w:r>
+    </w:p>
+    <w:p>
+      <w:pPr>
+        <w:spacing w:after="0" w:before="0" w:line="520" w:lineRule="exact"/>
+        <w:keepNext/>
+        <w:keepLines/>
+        <w:pBdr>
+          <w:bottom w:val="single" w:sz="6" w:space="1" w:color="C9C9C9"/>
+        </w:pBdr>
+      </w:pPr>
+      <w:r>
+        <w:t xml:space="preserve"> </w:t>
+      </w:r>
+    </w:p>
+    <w:p>
+      <w:pPr>
+        <w:spacing w:after="0" w:before="0" w:line="520" w:lineRule="exact"/>
+        <w:keepNext w:val="0"/>
+        <w:keepLines/>
+        <w:pBdr>
+          <w:bottom w:val="single" w:sz="6" w:space="1" w:color="C9C9C9"/>
+        </w:pBdr>
+      </w:pPr>
+      <w:r>
+        <w:t xml:space="preserve"> </w:t>
+      </w:r>
+    </w:p>
+    <w:p>
+      <w:pPr>
+        <w:keepNext/>
+        <w:keepLines/>
+      </w:pPr>
+      <w:r>
+        <w:rPr>
+          <w:b/>
+        </w:rPr>
+        <w:t>Why was it wrong? Why does your fix work?</w:t>
+      </w:r>
+    </w:p>
+    <w:p>
+      <w:pPr>
+        <w:spacing w:after="0" w:before="0" w:line="520" w:lineRule="exact"/>
+        <w:keepNext/>
+        <w:keepLines/>
+        <w:pBdr>
+          <w:bottom w:val="single" w:sz="6" w:space="1" w:color="C9C9C9"/>
+        </w:pBdr>
+      </w:pPr>
+      <w:r>
+        <w:t xml:space="preserve"> </w:t>
+      </w:r>
+    </w:p>
+    <w:p>
+      <w:pPr>
+        <w:spacing w:after="0" w:before="0" w:line="520" w:lineRule="exact"/>
+        <w:keepNext/>
+        <w:keepLines/>
+        <w:pBdr>
+          <w:bottom w:val="single" w:sz="6" w:space="1" w:color="C9C9C9"/>
+        </w:pBdr>
+      </w:pPr>
+      <w:r>
+        <w:t xml:space="preserve"> </w:t>
+      </w:r>
+    </w:p>
+    <w:p>
+      <w:pPr>
+        <w:spacing w:after="0" w:before="0" w:line="520" w:lineRule="exact"/>
+        <w:keepNext/>
+        <w:keepLines/>
+        <w:pBdr>
+          <w:bottom w:val="single" w:sz="6" w:space="1" w:color="C9C9C9"/>
+        </w:pBdr>
+      </w:pPr>
+      <w:r>
+        <w:t xml:space="preserve"> </w:t>
+      </w:r>
+    </w:p>
+    <w:p>
+      <w:pPr>
+        <w:spacing w:after="0" w:before="0" w:line="520" w:lineRule="exact"/>
+        <w:keepNext w:val="0"/>
+        <w:keepLines/>
+        <w:pBdr>
+          <w:bottom w:val="single" w:sz="6" w:space="1" w:color="C9C9C9"/>
+        </w:pBdr>
+      </w:pPr>
+      <w:r>
+        <w:t xml:space="preserve"> </w:t>
+      </w:r>
+    </w:p>
+    <w:p>
+      <w:pPr>
+        <w:keepNext/>
+        <w:keepLines/>
+      </w:pPr>
+      <w:r>
+        <w:rPr>
+          <w:b/>
+        </w:rPr>
+        <w:t>Bug C</w:t>
+      </w:r>
+      <w:r>
+        <w:t xml:space="preserve"> — To climb out, break the block above </w:t>
+      </w:r>
+      <w:r>
+        <w:rPr>
+          <w:b/>
+        </w:rPr>
+        <w:t>first</w:t>
+      </w:r>
+      <w:r>
+        <w:t>, then move up. Right now it moves up into solid block and gets stuck.</w:t>
+      </w:r>
+    </w:p>
+    <w:p>
+      <w:pPr>
+        <w:spacing w:before="40" w:after="160"/>
+        <w:ind w:left="288"/>
+        <w:keepNext/>
+        <w:keepLines/>
+        <w:shd w:val="clear" w:fill="F4F4F4"/>
+      </w:pPr>
+      <w:r>
+        <w:rPr>
+          <w:rFonts w:ascii="Consolas" w:hAnsi="Consolas" w:cs="Consolas"/>
+          <w:sz w:val="21"/>
+        </w:rPr>
+        <w:t>agent.move(UP, 1)</w:t>
+        <w:br/>
+        <w:t>agent.destroy(UP)</w:t>
+      </w:r>
+    </w:p>
+    <w:p>
+      <w:pPr>
+        <w:keepNext/>
+        <w:keepLines/>
+      </w:pPr>
+      <w:r>
+        <w:rPr>
+          <w:b/>
+        </w:rPr>
+        <w:t>Hint:</w:t>
+      </w:r>
+      <w:r>
+        <w:t xml:space="preserve"> make the hole, then move into it.</w:t>
+      </w:r>
+    </w:p>
+    <w:p>
+      <w:pPr>
+        <w:keepNext/>
+        <w:keepLines/>
+      </w:pPr>
+      <w:r>
+        <w:rPr>
+          <w:b/>
+        </w:rPr>
+        <w:t>Fixed code:</w:t>
+      </w:r>
+    </w:p>
+    <w:p>
+      <w:pPr>
+        <w:spacing w:after="0" w:before="0" w:line="520" w:lineRule="exact"/>
+        <w:keepNext/>
+        <w:keepLines/>
+        <w:pBdr>
+          <w:bottom w:val="single" w:sz="6" w:space="1" w:color="C9C9C9"/>
+        </w:pBdr>
+      </w:pPr>
+      <w:r>
+        <w:t xml:space="preserve"> </w:t>
+      </w:r>
+    </w:p>
+    <w:p>
+      <w:pPr>
+        <w:spacing w:after="0" w:before="0" w:line="520" w:lineRule="exact"/>
+        <w:keepNext/>
+        <w:keepLines/>
+        <w:pBdr>
+          <w:bottom w:val="single" w:sz="6" w:space="1" w:color="C9C9C9"/>
+        </w:pBdr>
+      </w:pPr>
+      <w:r>
+        <w:t xml:space="preserve"> </w:t>
+      </w:r>
+    </w:p>
+    <w:p>
+      <w:pPr>
+        <w:spacing w:after="0" w:before="0" w:line="520" w:lineRule="exact"/>
+        <w:keepNext/>
+        <w:keepLines/>
+        <w:pBdr>
+          <w:bottom w:val="single" w:sz="6" w:space="1" w:color="C9C9C9"/>
+        </w:pBdr>
+      </w:pPr>
+      <w:r>
+        <w:t xml:space="preserve"> </w:t>
+      </w:r>
+    </w:p>
+    <w:p>
+      <w:pPr>
+        <w:spacing w:after="0" w:before="0" w:line="520" w:lineRule="exact"/>
+        <w:keepNext w:val="0"/>
+        <w:keepLines/>
+        <w:pBdr>
+          <w:bottom w:val="single" w:sz="6" w:space="1" w:color="C9C9C9"/>
+        </w:pBdr>
+      </w:pPr>
+      <w:r>
+        <w:t xml:space="preserve"> </w:t>
+      </w:r>
+    </w:p>
+    <w:p>
+      <w:pPr>
+        <w:keepNext/>
+        <w:keepLines/>
+      </w:pPr>
+      <w:r>
+        <w:rPr>
+          <w:b/>
+        </w:rPr>
+        <w:t>Why was it wrong? Why does your fix work?</w:t>
+      </w:r>
+    </w:p>
+    <w:p>
+      <w:pPr>
+        <w:spacing w:after="0" w:before="0" w:line="520" w:lineRule="exact"/>
+        <w:keepNext/>
+        <w:keepLines/>
+        <w:pBdr>
+          <w:bottom w:val="single" w:sz="6" w:space="1" w:color="C9C9C9"/>
+        </w:pBdr>
+      </w:pPr>
+      <w:r>
+        <w:t xml:space="preserve"> </w:t>
+      </w:r>
+    </w:p>
+    <w:p>
+      <w:pPr>
+        <w:spacing w:after="0" w:before="0" w:line="520" w:lineRule="exact"/>
+        <w:keepNext/>
+        <w:keepLines/>
+        <w:pBdr>
+          <w:bottom w:val="single" w:sz="6" w:space="1" w:color="C9C9C9"/>
+        </w:pBdr>
+      </w:pPr>
+      <w:r>
+        <w:t xml:space="preserve"> </w:t>
+      </w:r>
+    </w:p>
+    <w:p>
+      <w:pPr>
+        <w:spacing w:after="0" w:before="0" w:line="520" w:lineRule="exact"/>
+        <w:keepNext/>
+        <w:keepLines/>
+        <w:pBdr>
+          <w:bottom w:val="single" w:sz="6" w:space="1" w:color="C9C9C9"/>
+        </w:pBdr>
+      </w:pPr>
+      <w:r>
+        <w:t xml:space="preserve"> </w:t>
+      </w:r>
+    </w:p>
+    <w:p>
+      <w:pPr>
+        <w:spacing w:after="0" w:before="0" w:line="520" w:lineRule="exact"/>
+        <w:keepNext w:val="0"/>
+        <w:keepLines/>
+        <w:pBdr>
+          <w:bottom w:val="single" w:sz="6" w:space="1" w:color="C9C9C9"/>
+        </w:pBdr>
+      </w:pPr>
+      <w:r>
+        <w:t xml:space="preserve"> </w:t>
+      </w:r>
+    </w:p>
+    <w:p>
+      <w:pPr>
+        <w:keepNext/>
+        <w:keepLines/>
+        <w:pageBreakBefore/>
+        <w:spacing w:before="40" w:after="120"/>
+      </w:pPr>
+      <w:r>
+        <w:rPr>
+          <w:b/>
+          <w:color w:val="1A4D2E"/>
+          <w:sz w:val="30"/>
+        </w:rPr>
+        <w:t>4 · Write Code ✍️</w:t>
+      </w:r>
+    </w:p>
+    <w:p>
+      <w:pPr>
+        <w:keepNext/>
+        <w:keepLines/>
+      </w:pPr>
+      <w:r>
+        <w:t xml:space="preserve">Write a loop that fills </w:t>
+      </w:r>
+      <w:r>
+        <w:rPr>
+          <w:b/>
+        </w:rPr>
+        <w:t>one layer</w:t>
+      </w:r>
+      <w:r>
+        <w:t>: place a block, move forward, repeat 4 times.</w:t>
+      </w:r>
+    </w:p>
+    <w:p>
+      <w:pPr>
+        <w:spacing w:after="0" w:before="0" w:line="520" w:lineRule="exact"/>
+        <w:keepNext/>
+        <w:keepLines/>
+        <w:pBdr>
+          <w:bottom w:val="single" w:sz="6" w:space="1" w:color="C9C9C9"/>
+        </w:pBdr>
+      </w:pPr>
+      <w:r>
+        <w:t xml:space="preserve"> </w:t>
+      </w:r>
+    </w:p>
+    <w:p>
+      <w:pPr>
+        <w:spacing w:after="0" w:before="0" w:line="520" w:lineRule="exact"/>
+        <w:keepNext/>
+        <w:keepLines/>
+        <w:pBdr>
+          <w:bottom w:val="single" w:sz="6" w:space="1" w:color="C9C9C9"/>
+        </w:pBdr>
+      </w:pPr>
+      <w:r>
+        <w:t xml:space="preserve"> </w:t>
+      </w:r>
+    </w:p>
+    <w:p>
+      <w:pPr>
+        <w:spacing w:after="0" w:before="0" w:line="520" w:lineRule="exact"/>
+        <w:keepNext/>
+        <w:keepLines/>
+        <w:pBdr>
+          <w:bottom w:val="single" w:sz="6" w:space="1" w:color="C9C9C9"/>
+        </w:pBdr>
+      </w:pPr>
+      <w:r>
+        <w:t xml:space="preserve"> </w:t>
+      </w:r>
+    </w:p>
+    <w:p>
+      <w:pPr>
+        <w:spacing w:after="0" w:before="0" w:line="520" w:lineRule="exact"/>
+        <w:keepNext w:val="0"/>
+        <w:keepLines/>
+        <w:pBdr>
+          <w:bottom w:val="single" w:sz="6" w:space="1" w:color="C9C9C9"/>
+        </w:pBdr>
+      </w:pPr>
+      <w:r>
+        <w:t xml:space="preserve"> </w:t>
+      </w:r>
+    </w:p>
+    <w:p>
+      <w:pPr>
+        <w:keepNext/>
+        <w:keepLines/>
+      </w:pPr>
+      <w:r>
+        <w:t xml:space="preserve">Write a conditional that uses </w:t>
+      </w:r>
+      <w:r>
+        <w:rPr>
+          <w:rFonts w:ascii="Consolas" w:hAnsi="Consolas" w:cs="Consolas"/>
+          <w:sz w:val="21"/>
+          <w:shd w:val="clear" w:fill="EEEEEE"/>
+        </w:rPr>
+        <w:t>or</w:t>
+      </w:r>
+      <w:r>
+        <w:t xml:space="preserve">: if the agent is on a </w:t>
+      </w:r>
+      <w:r>
+        <w:rPr>
+          <w:b/>
+        </w:rPr>
+        <w:t>corner</w:t>
+      </w:r>
+      <w:r>
+        <w:t xml:space="preserve"> </w:t>
       </w:r>
       <w:r>
         <w:rPr>
@@ -784,19 +1109,16 @@
         <w:t>OR</w:t>
       </w:r>
       <w:r>
-        <w:t>.</w:t>
+        <w:t xml:space="preserve"> on the </w:t>
       </w:r>
-    </w:p>
-    <w:p>
-      <w:pPr>
-        <w:keepNext/>
-        <w:keepLines/>
-      </w:pPr>
       <w:r>
         <w:rPr>
           <w:b/>
         </w:rPr>
-        <w:t>Write the fixed code:</w:t>
+        <w:t>top</w:t>
+      </w:r>
+      <w:r>
+        <w:t>, place a block.</w:t>
       </w:r>
     </w:p>
     <w:p>
@@ -855,264 +1177,6 @@
       <w:pPr>
         <w:keepNext/>
         <w:keepLines/>
-      </w:pPr>
-      <w:r>
-        <w:rPr>
-          <w:b/>
-        </w:rPr>
-        <w:t>Why was it wrong? Why does your fix work?</w:t>
-      </w:r>
-    </w:p>
-    <w:p>
-      <w:pPr>
-        <w:spacing w:after="0" w:before="0" w:line="520" w:lineRule="exact"/>
-        <w:keepNext/>
-        <w:keepLines/>
-        <w:pBdr>
-          <w:bottom w:val="single" w:sz="6" w:space="1" w:color="C9C9C9"/>
-        </w:pBdr>
-      </w:pPr>
-      <w:r>
-        <w:t xml:space="preserve"> </w:t>
-      </w:r>
-    </w:p>
-    <w:p>
-      <w:pPr>
-        <w:spacing w:after="0" w:before="0" w:line="520" w:lineRule="exact"/>
-        <w:keepNext/>
-        <w:keepLines/>
-        <w:pBdr>
-          <w:bottom w:val="single" w:sz="6" w:space="1" w:color="C9C9C9"/>
-        </w:pBdr>
-      </w:pPr>
-      <w:r>
-        <w:t xml:space="preserve"> </w:t>
-      </w:r>
-    </w:p>
-    <w:p>
-      <w:pPr>
-        <w:spacing w:after="0" w:before="0" w:line="520" w:lineRule="exact"/>
-        <w:keepNext/>
-        <w:keepLines/>
-        <w:pBdr>
-          <w:bottom w:val="single" w:sz="6" w:space="1" w:color="C9C9C9"/>
-        </w:pBdr>
-      </w:pPr>
-      <w:r>
-        <w:t xml:space="preserve"> </w:t>
-      </w:r>
-    </w:p>
-    <w:p>
-      <w:pPr>
-        <w:spacing w:after="0" w:before="0" w:line="520" w:lineRule="exact"/>
-        <w:keepNext w:val="0"/>
-        <w:keepLines/>
-        <w:pBdr>
-          <w:bottom w:val="single" w:sz="6" w:space="1" w:color="C9C9C9"/>
-        </w:pBdr>
-      </w:pPr>
-      <w:r>
-        <w:t xml:space="preserve"> </w:t>
-      </w:r>
-    </w:p>
-    <w:p>
-      <w:pPr>
-        <w:keepNext/>
-        <w:keepLines/>
-      </w:pPr>
-      <w:r>
-        <w:rPr>
-          <w:b/>
-        </w:rPr>
-        <w:t>Bug C</w:t>
-      </w:r>
-      <w:r>
-        <w:t xml:space="preserve"> — After the cube is full, the agent should </w:t>
-      </w:r>
-      <w:r>
-        <w:rPr>
-          <w:b/>
-        </w:rPr>
-        <w:t>break the block above</w:t>
-      </w:r>
-      <w:r>
-        <w:t xml:space="preserve"> and climb out the top. Right now it tries to climb </w:t>
-      </w:r>
-      <w:r>
-        <w:rPr>
-          <w:b/>
-        </w:rPr>
-        <w:t>before</w:t>
-      </w:r>
-      <w:r>
-        <w:t xml:space="preserve"> making the hole, so it gets stuck.</w:t>
-      </w:r>
-    </w:p>
-    <w:p>
-      <w:pPr>
-        <w:spacing w:before="40" w:after="160"/>
-        <w:ind w:left="288"/>
-        <w:keepNext/>
-        <w:keepLines/>
-        <w:shd w:val="clear" w:fill="F4F4F4"/>
-      </w:pPr>
-      <w:r>
-        <w:rPr>
-          <w:rFonts w:ascii="Consolas" w:hAnsi="Consolas" w:cs="Consolas"/>
-          <w:sz w:val="21"/>
-        </w:rPr>
-        <w:t>move up</w:t>
-        <w:br/>
-        <w:t>break block above</w:t>
-      </w:r>
-    </w:p>
-    <w:p>
-      <w:pPr>
-        <w:keepNext/>
-        <w:keepLines/>
-      </w:pPr>
-      <w:r>
-        <w:rPr>
-          <w:b/>
-        </w:rPr>
-        <w:t>Hint:</w:t>
-      </w:r>
-      <w:r>
-        <w:t xml:space="preserve"> make the hole first, then move into it.</w:t>
-      </w:r>
-    </w:p>
-    <w:p>
-      <w:pPr>
-        <w:keepNext/>
-        <w:keepLines/>
-      </w:pPr>
-      <w:r>
-        <w:rPr>
-          <w:b/>
-        </w:rPr>
-        <w:t>Write the fixed code:</w:t>
-      </w:r>
-    </w:p>
-    <w:p>
-      <w:pPr>
-        <w:spacing w:after="0" w:before="0" w:line="520" w:lineRule="exact"/>
-        <w:keepNext/>
-        <w:keepLines/>
-        <w:pBdr>
-          <w:bottom w:val="single" w:sz="6" w:space="1" w:color="C9C9C9"/>
-        </w:pBdr>
-      </w:pPr>
-      <w:r>
-        <w:t xml:space="preserve"> </w:t>
-      </w:r>
-    </w:p>
-    <w:p>
-      <w:pPr>
-        <w:spacing w:after="0" w:before="0" w:line="520" w:lineRule="exact"/>
-        <w:keepNext/>
-        <w:keepLines/>
-        <w:pBdr>
-          <w:bottom w:val="single" w:sz="6" w:space="1" w:color="C9C9C9"/>
-        </w:pBdr>
-      </w:pPr>
-      <w:r>
-        <w:t xml:space="preserve"> </w:t>
-      </w:r>
-    </w:p>
-    <w:p>
-      <w:pPr>
-        <w:spacing w:after="0" w:before="0" w:line="520" w:lineRule="exact"/>
-        <w:keepNext/>
-        <w:keepLines/>
-        <w:pBdr>
-          <w:bottom w:val="single" w:sz="6" w:space="1" w:color="C9C9C9"/>
-        </w:pBdr>
-      </w:pPr>
-      <w:r>
-        <w:t xml:space="preserve"> </w:t>
-      </w:r>
-    </w:p>
-    <w:p>
-      <w:pPr>
-        <w:spacing w:after="0" w:before="0" w:line="520" w:lineRule="exact"/>
-        <w:keepNext w:val="0"/>
-        <w:keepLines/>
-        <w:pBdr>
-          <w:bottom w:val="single" w:sz="6" w:space="1" w:color="C9C9C9"/>
-        </w:pBdr>
-      </w:pPr>
-      <w:r>
-        <w:t xml:space="preserve"> </w:t>
-      </w:r>
-    </w:p>
-    <w:p>
-      <w:pPr>
-        <w:keepNext/>
-        <w:keepLines/>
-      </w:pPr>
-      <w:r>
-        <w:rPr>
-          <w:b/>
-        </w:rPr>
-        <w:t>Why was it wrong? Why does your fix work?</w:t>
-      </w:r>
-    </w:p>
-    <w:p>
-      <w:pPr>
-        <w:spacing w:after="0" w:before="0" w:line="520" w:lineRule="exact"/>
-        <w:keepNext/>
-        <w:keepLines/>
-        <w:pBdr>
-          <w:bottom w:val="single" w:sz="6" w:space="1" w:color="C9C9C9"/>
-        </w:pBdr>
-      </w:pPr>
-      <w:r>
-        <w:t xml:space="preserve"> </w:t>
-      </w:r>
-    </w:p>
-    <w:p>
-      <w:pPr>
-        <w:spacing w:after="0" w:before="0" w:line="520" w:lineRule="exact"/>
-        <w:keepNext/>
-        <w:keepLines/>
-        <w:pBdr>
-          <w:bottom w:val="single" w:sz="6" w:space="1" w:color="C9C9C9"/>
-        </w:pBdr>
-      </w:pPr>
-      <w:r>
-        <w:t xml:space="preserve"> </w:t>
-      </w:r>
-    </w:p>
-    <w:p>
-      <w:pPr>
-        <w:spacing w:after="0" w:before="0" w:line="520" w:lineRule="exact"/>
-        <w:keepNext/>
-        <w:keepLines/>
-        <w:pBdr>
-          <w:bottom w:val="single" w:sz="6" w:space="1" w:color="C9C9C9"/>
-        </w:pBdr>
-      </w:pPr>
-      <w:r>
-        <w:t xml:space="preserve"> </w:t>
-      </w:r>
-    </w:p>
-    <w:p>
-      <w:pPr>
-        <w:spacing w:after="0" w:before="0" w:line="520" w:lineRule="exact"/>
-        <w:keepNext w:val="0"/>
-        <w:keepLines/>
-        <w:pBdr>
-          <w:bottom w:val="single" w:sz="6" w:space="1" w:color="C9C9C9"/>
-        </w:pBdr>
-      </w:pPr>
-      <w:r>
-        <w:t xml:space="preserve"> </w:t>
-      </w:r>
-    </w:p>
-    <w:p>
-      <w:pPr>
-        <w:keepNext/>
-        <w:keepLines/>
         <w:pageBreakBefore/>
         <w:spacing w:before="40" w:after="120"/>
       </w:pPr>
@@ -1122,7 +1186,7 @@
           <w:color w:val="1A4D2E"/>
           <w:sz w:val="30"/>
         </w:rPr>
-        <w:t>3 · Finish the Cube 📸</w:t>
+        <w:t>5 · Finish the Cube 📸</w:t>
       </w:r>
     </w:p>
     <w:p>
@@ -1131,7 +1195,7 @@
         <w:keepLines/>
       </w:pPr>
       <w:r>
-        <w:t xml:space="preserve">Open this week's world. You will find the </w:t>
+        <w:t xml:space="preserve">Open this week's world. Find the </w:t>
       </w:r>
       <w:r>
         <w:rPr>
@@ -1140,19 +1204,7 @@
         <w:t>mini cube starter</w:t>
       </w:r>
       <w:r>
-        <w:t xml:space="preserve"> — some of the cube is already built. Finish it your way:</w:t>
-      </w:r>
-    </w:p>
-    <w:p>
-      <w:pPr>
-        <w:keepNext/>
-        <w:keepLines/>
-      </w:pPr>
-      <w:r>
-        <w:rPr>
-          <w:b/>
-        </w:rPr>
-        <w:t>Challenge path</w:t>
+        <w:t xml:space="preserve"> — part is built.</w:t>
       </w:r>
     </w:p>
     <w:p>
@@ -1189,7 +1241,7 @@
         <w:t>2 more conditionals</w:t>
       </w:r>
       <w:r>
-        <w:t xml:space="preserve"> that decide where blocks go (for example: a different block on corners, or skip a spot to leave a pattern).</w:t>
+        <w:t xml:space="preserve"> that decide where blocks go.</w:t>
       </w:r>
     </w:p>
     <w:p>
@@ -1212,7 +1264,18 @@
         <w:t>one</w:t>
       </w:r>
       <w:r>
-        <w:t xml:space="preserve"> of them use </w:t>
+        <w:t xml:space="preserve"> use </w:t>
+      </w:r>
+      <w:r>
+        <w:rPr>
+          <w:rFonts w:ascii="Consolas" w:hAnsi="Consolas" w:cs="Consolas"/>
+          <w:sz w:val="21"/>
+          <w:shd w:val="clear" w:fill="EEEEEE"/>
+        </w:rPr>
+        <w:t>or</w:t>
+      </w:r>
+      <w:r>
+        <w:t xml:space="preserve"> (e.g. corner </w:t>
       </w:r>
       <w:r>
         <w:rPr>
@@ -1223,18 +1286,7 @@
         <w:t>OR</w:t>
       </w:r>
       <w:r>
-        <w:t xml:space="preserve"> (for example: </w:t>
-      </w:r>
-      <w:r>
-        <w:rPr>
-          <w:rFonts w:ascii="Consolas" w:hAnsi="Consolas" w:cs="Consolas"/>
-          <w:sz w:val="21"/>
-          <w:shd w:val="clear" w:fill="EEEEEE"/>
-        </w:rPr>
-        <w:t>if on a corner OR on the top → place glass</w:t>
-      </w:r>
-      <w:r>
-        <w:t>).</w:t>
+        <w:t xml:space="preserve"> top → place glass).</w:t>
       </w:r>
     </w:p>
     <w:p>
@@ -1248,16 +1300,16 @@
         <w:t xml:space="preserve">4.  </w:t>
       </w:r>
       <w:r>
-        <w:t xml:space="preserve">Make sure the agent </w:t>
+        <w:t xml:space="preserve">Break a hole in the </w:t>
       </w:r>
       <w:r>
         <w:rPr>
           <w:b/>
         </w:rPr>
-        <w:t>breaks a hole in the top</w:t>
+        <w:t>top</w:t>
       </w:r>
       <w:r>
-        <w:t xml:space="preserve"> and climbs out.</w:t>
+        <w:t xml:space="preserve"> and climb out.</w:t>
       </w:r>
     </w:p>
     <w:p>
@@ -1266,97 +1318,7 @@
         <w:keepLines/>
       </w:pPr>
       <w:r>
-        <w:rPr>
-          <w:b/>
-        </w:rPr>
-        <w:t>Steady path</w:t>
-      </w:r>
-    </w:p>
-    <w:p>
-      <w:pPr>
-        <w:keepNext/>
-        <w:keepLines/>
-        <w:spacing w:after="60"/>
-        <w:ind w:left="576"/>
-      </w:pPr>
-      <w:r>
-        <w:t xml:space="preserve">1.  </w:t>
-      </w:r>
-      <w:r>
-        <w:t xml:space="preserve">Keep the </w:t>
-      </w:r>
-      <w:r>
-        <w:rPr>
-          <w:b/>
-        </w:rPr>
-        <w:t>same pattern</w:t>
-      </w:r>
-      <w:r>
-        <w:t xml:space="preserve"> the starter uses.</w:t>
-      </w:r>
-    </w:p>
-    <w:p>
-      <w:pPr>
-        <w:keepNext/>
-        <w:keepLines/>
-        <w:spacing w:after="60"/>
-        <w:ind w:left="576"/>
-      </w:pPr>
-      <w:r>
-        <w:t xml:space="preserve">2.  </w:t>
-      </w:r>
-      <w:r>
-        <w:t xml:space="preserve">Repeat it until the </w:t>
-      </w:r>
-      <w:r>
-        <w:rPr>
-          <w:b/>
-        </w:rPr>
-        <w:t>whole cube is filled</w:t>
-      </w:r>
-      <w:r>
-        <w:t>.</w:t>
-      </w:r>
-    </w:p>
-    <w:p>
-      <w:pPr>
-        <w:keepNext/>
-        <w:keepLines/>
-        <w:spacing w:after="60"/>
-        <w:ind w:left="576"/>
-      </w:pPr>
-      <w:r>
-        <w:t xml:space="preserve">3.  </w:t>
-      </w:r>
-      <w:r>
-        <w:t xml:space="preserve">Make sure the agent </w:t>
-      </w:r>
-      <w:r>
-        <w:rPr>
-          <w:b/>
-        </w:rPr>
-        <w:t>breaks a hole in the top</w:t>
-      </w:r>
-      <w:r>
-        <w:t xml:space="preserve"> and climbs out.</w:t>
-      </w:r>
-    </w:p>
-    <w:p>
-      <w:pPr>
-        <w:keepNext/>
-        <w:keepLines/>
-      </w:pPr>
-      <w:r>
-        <w:t xml:space="preserve">When you finish, come back here. Send a </w:t>
-      </w:r>
-      <w:r>
-        <w:rPr>
-          <w:b/>
-        </w:rPr>
-        <w:t>photo or video</w:t>
-      </w:r>
-      <w:r>
-        <w:t xml:space="preserve"> of the finished cube (and the hole in the top!), then explain what you did. Use these sentence starters — write 4 to 6 sentences total.</w:t>
+        <w:t>Send a photo or video of the finished cube and the hole. Then finish — 4 to 6 sentences:</w:t>
       </w:r>
     </w:p>
     <w:p>
@@ -1371,7 +1333,7 @@
           <w:i/>
           <w:color w:val="444444"/>
         </w:rPr>
-        <w:t>First, I looked at the starter code and saw …</w:t>
+        <w:t>First, I looked at the starter and saw …</w:t>
       </w:r>
     </w:p>
     <w:p>
@@ -1431,7 +1393,7 @@
           <w:i/>
           <w:color w:val="444444"/>
         </w:rPr>
-        <w:t>One tricky moment was when …</w:t>
+        <w:t>One tricky moment was …</w:t>
       </w:r>
     </w:p>
     <w:p>
@@ -1618,7 +1580,7 @@
           <w:color w:val="1A4D2E"/>
           <w:sz w:val="30"/>
         </w:rPr>
-        <w:t>4 · Record Your Walkthrough 🎥</w:t>
+        <w:t>6 · Record Your Walkthrough 🎥</w:t>
       </w:r>
     </w:p>
     <w:p>
@@ -1627,7 +1589,7 @@
         <w:keepLines/>
       </w:pPr>
       <w:r>
-        <w:t xml:space="preserve">Now take a video on your phone (or a parent's phone) while the agent builds the cube. Talk through it like you are teaching someone who has never seen it. Try to use these words: </w:t>
+        <w:t xml:space="preserve">Film the agent building on a phone. Teach it like the viewer has never seen it. Use these words: </w:t>
       </w:r>
       <w:r>
         <w:rPr>
@@ -1683,7 +1645,7 @@
         <w:ind w:left="864"/>
       </w:pPr>
       <w:r>
-        <w:t>1.  Show the starter cube before you run your code.</w:t>
+        <w:t>1.  Show the starter cube before you run.</w:t>
       </w:r>
     </w:p>
     <w:p>
@@ -1694,7 +1656,7 @@
         <w:ind w:left="864"/>
       </w:pPr>
       <w:r>
-        <w:t>2.  Run your code and watch the cube fill up.</w:t>
+        <w:t>2.  Run your code and watch the cube fill.</w:t>
       </w:r>
     </w:p>
     <w:p>
@@ -1705,7 +1667,7 @@
         <w:ind w:left="864"/>
       </w:pPr>
       <w:r>
-        <w:t>3.  Read your conditional out loud and say what makes it run.</w:t>
+        <w:t>3.  Read your conditional out loud and say what makes it true.</w:t>
       </w:r>
     </w:p>
     <w:p>
@@ -1728,10 +1690,7 @@
         <w:rPr>
           <w:b/>
         </w:rPr>
-        <w:t>Write what you will say in your video.</w:t>
-      </w:r>
-      <w:r>
-        <w:t xml:space="preserve"> Use the space below to plan it before you record — you can read from it while filming.</w:t>
+        <w:t>Write what you will say. Plan it before you film — you can read from it.</w:t>
       </w:r>
     </w:p>
     <w:p>
